--- a/contenus/trames/ENT-2.4-cdiscount-regularise-trame-eleve.docx
+++ b/contenus/trames/ENT-2.4-cdiscount-regularise-trame-eleve.docx
@@ -344,7 +344,7 @@
               <w:rPr>
                 <w:sz w:val="20"/>
               </w:rPr>
-              <w:t>huit points : deux pour ton fichier (SI et NB.SI), six pour ta réponse à ta cheffe d'équipe. Cette fois, le dépôt ne te dit que le nombre de résultats justes, pas lesquels.</w:t>
+              <w:t>neuf points : ton export (jugé à part, au moment du dépôt), deux pour ton fichier (SI et NB.SI), six pour ta réponse à ta cheffe d'équipe. Cette fois, pour tes formules, le dépôt ne te dit que le nombre de résultats justes, pas lesquels. Pour ton export, il te dit ce qui cloche (lignes en trop, lignes qui manquent).</w:t>
             </w:r>
           </w:p>
         </w:tc>
@@ -639,7 +639,7 @@
               <w:rPr>
                 <w:sz w:val="20"/>
               </w:rPr>
-              <w:t>Exporter et repérer avec SI</w:t>
+              <w:t>Extraire, exporter, repérer avec SI</w:t>
             </w:r>
           </w:p>
         </w:tc>
@@ -1537,6 +1537,87 @@
               <w:rPr>
                 <w:sz w:val="20"/>
               </w:rPr>
+              <w:t>Les critères de l'extraction : « Type de mouvement »</w:t>
+            </w:r>
+          </w:p>
+        </w:tc>
+        <w:tc>
+          <w:tcPr>
+            <w:tcW w:type="dxa" w:w="4762"/>
+          </w:tcPr>
+          <w:p/>
+        </w:tc>
+      </w:tr>
+      <w:tr>
+        <w:trPr>
+          <w:trHeight w:val="539"/>
+        </w:trPr>
+        <w:tc>
+          <w:tcPr>
+            <w:tcW w:type="dxa" w:w="4876"/>
+          </w:tcPr>
+          <w:p>
+            <w:pPr>
+              <w:spacing w:after="0"/>
+            </w:pPr>
+            <w:r>
+              <w:rPr>
+                <w:sz w:val="20"/>
+              </w:rPr>
+              <w:t>Les critères de l'extraction : « Allée »</w:t>
+            </w:r>
+          </w:p>
+        </w:tc>
+        <w:tc>
+          <w:tcPr>
+            <w:tcW w:type="dxa" w:w="4762"/>
+          </w:tcPr>
+          <w:p/>
+        </w:tc>
+      </w:tr>
+      <w:tr>
+        <w:trPr>
+          <w:trHeight w:val="539"/>
+        </w:trPr>
+        <w:tc>
+          <w:tcPr>
+            <w:tcW w:type="dxa" w:w="4876"/>
+          </w:tcPr>
+          <w:p>
+            <w:pPr>
+              <w:spacing w:after="0"/>
+            </w:pPr>
+            <w:r>
+              <w:rPr>
+                <w:sz w:val="20"/>
+              </w:rPr>
+              <w:t>Les critères de l'extraction : « Période »</w:t>
+            </w:r>
+          </w:p>
+        </w:tc>
+        <w:tc>
+          <w:tcPr>
+            <w:tcW w:type="dxa" w:w="4762"/>
+          </w:tcPr>
+          <w:p/>
+        </w:tc>
+      </w:tr>
+      <w:tr>
+        <w:trPr>
+          <w:trHeight w:val="539"/>
+        </w:trPr>
+        <w:tc>
+          <w:tcPr>
+            <w:tcW w:type="dxa" w:w="4876"/>
+          </w:tcPr>
+          <w:p>
+            <w:pPr>
+              <w:spacing w:after="0"/>
+            </w:pPr>
+            <w:r>
+              <w:rPr>
+                <w:sz w:val="20"/>
+              </w:rPr>
               <w:t>Combien d'ajustements Samir a-t-il passés dans l'allée B ?</w:t>
             </w:r>
           </w:p>
@@ -1838,7 +1919,20 @@
           <w:color w:val="111111"/>
           <w:sz w:val="30"/>
         </w:rPr>
-        <w:t>Exporter et repérer avec SI</w:t>
+        <w:t>Extraire, exporter, repérer avec SI</w:t>
+      </w:r>
+    </w:p>
+    <w:p>
+      <w:pPr>
+        <w:spacing w:before="0" w:after="120"/>
+      </w:pPr>
+      <w:r>
+        <w:rPr>
+          <w:b w:val="0"/>
+          <w:color w:val="1A1A1A"/>
+          <w:sz w:val="22"/>
+        </w:rPr>
+        <w:t>Nadia t'a donné, dans son message, les critères de l'extraction. Tu les as relevés à l'étape 2 : c'est à toi de les régler.</w:t>
       </w:r>
     </w:p>
     <w:p>
@@ -1859,7 +1953,7 @@
         <w:rPr>
           <w:sz w:val="22"/>
         </w:rPr>
-        <w:t>Clique sur « Stock » (code donné par ton enseignant si l'écran est verrouillé), puis sur l'onglet « Mouvements ».</w:t>
+        <w:t>Dans le menu de gauche, partie « Outils », clique sur « Extractions ». La liste « Mouvements de stock » s'affiche, avec ses critères au-dessus du tableau.</w:t>
       </w:r>
     </w:p>
     <w:p>
@@ -1880,7 +1974,7 @@
         <w:rPr>
           <w:sz w:val="22"/>
         </w:rPr>
-        <w:t>En haut de l'écran, clique sur « Exporter les ajustements du mois ». Ouvre le fichier dans ton tableur et enregistre-le en .xlsx ou .ods.</w:t>
+        <w:t>Au départ, les critères ne sont pas ceux de Nadia. Règle « Type de mouvement », « Allée » et « Période » comme elle le demande. Le tableau change sous tes yeux.</w:t>
       </w:r>
     </w:p>
     <w:p>
@@ -1901,7 +1995,7 @@
         <w:rPr>
           <w:sz w:val="22"/>
         </w:rPr>
-        <w:t>Dans la feuille « Ajustements », écris le titre À vérifier dans la première colonne vide.</w:t>
+        <w:t>Vérifie le tableau (encadré ci-dessous), puis lis le nombre de lignes, à gauche du bouton « Exporter ».</w:t>
       </w:r>
     </w:p>
     <w:p>
@@ -1922,7 +2016,7 @@
         <w:rPr>
           <w:sz w:val="22"/>
         </w:rPr>
-        <w:t>En ligne 2, écris une formule SI : si la case « Document » de la ligne est vide, elle affiche À VÉRIFIER ; sinon, elle laisse la case vide. Recopie-la jusqu'en bas.</w:t>
+        <w:t>Clique sur « Exporter ». Le fichier cdiscount-mouvements-de-stock.xlsx se télécharge. Ouvre-le dans ton tableur et enregistre-le en .xlsx ou .ods.</w:t>
       </w:r>
     </w:p>
     <w:tbl>
@@ -1955,7 +2049,7 @@
                 <w:color w:val="111111"/>
                 <w:sz w:val="20"/>
               </w:rPr>
-              <w:t>Rappel SI (vu en ENT-2.2) :</w:t>
+              <w:t>Vérifie avant d'exporter :</w:t>
             </w:r>
           </w:p>
           <w:p>
@@ -1968,7 +2062,7 @@
               <w:rPr>
                 <w:sz w:val="20"/>
               </w:rPr>
-              <w:t>•  =SI(test ; valeur si vrai ; valeur si faux) ; un texte entre guillemets ;</w:t>
+              <w:t>•  colonne « Type » : seulement des lignes du type demandé par Nadia, aucune réception ni préparation ;</w:t>
             </w:r>
           </w:p>
           <w:p>
@@ -1981,7 +2075,7 @@
               <w:rPr>
                 <w:sz w:val="20"/>
               </w:rPr>
-              <w:t>•  pour tester qu'une case est vide : =SI(B2="";…) (deux guillemets collés = « rien ») ;</w:t>
+              <w:t>•  colonne « Date » : aucune ligne plus ancienne que la période demandée ;</w:t>
             </w:r>
           </w:p>
           <w:p>
@@ -1993,7 +2087,51 @@
               <w:rPr>
                 <w:sz w:val="20"/>
               </w:rPr>
-              <w:t>•  le bouton « Rappel tableur », en haut de l'écran, redonne l'écriture des fonctions.</w:t>
+              <w:t>•  colonne « Allée » : les allées que demande Nadia, pas une de moins.</w:t>
+            </w:r>
+          </w:p>
+        </w:tc>
+      </w:tr>
+    </w:tbl>
+    <w:p>
+      <w:pPr>
+        <w:keepNext/>
+        <w:spacing w:after="40"/>
+      </w:pPr>
+    </w:p>
+    <w:tbl>
+      <w:tblPr>
+        <w:tblStyle w:val="TableGrid"/>
+        <w:tblW w:type="auto" w:w="0"/>
+        <w:jc w:val="left"/>
+        <w:tblLook w:firstColumn="1" w:firstRow="1" w:lastColumn="0" w:lastRow="0" w:noHBand="0" w:noVBand="1" w:val="04A0"/>
+      </w:tblPr>
+      <w:tblGrid>
+        <w:gridCol w:w="10086"/>
+      </w:tblGrid>
+      <w:tr>
+        <w:tc>
+          <w:tcPr>
+            <w:tcW w:type="dxa" w:w="10086"/>
+            <w:shd w:fill="F2F2F2"/>
+          </w:tcPr>
+          <w:p>
+            <w:pPr>
+              <w:spacing w:after="0"/>
+            </w:pPr>
+            <w:r>
+              <w:rPr>
+                <w:b/>
+                <w:color w:val="111111"/>
+                <w:sz w:val="20"/>
+              </w:rPr>
+              <w:t xml:space="preserve">Si tu as perdu ton fichier : </w:t>
+            </w:r>
+            <w:r>
+              <w:rPr>
+                <w:sz w:val="20"/>
+              </w:rPr>
+              <w:t>retourne dans « Extractions » : tes critères sont restés réglés. Exporte de nouveau. Le menu « Fichiers » ne sert qu'à déposer.</w:t>
             </w:r>
           </w:p>
         </w:tc>
@@ -2075,7 +2213,7 @@
               <w:rPr>
                 <w:sz w:val="20"/>
               </w:rPr>
-              <w:t>Combien d'ajustements contient l'export ?</w:t>
+              <w:t>Nombre de lignes affiché dans Extractions, une fois les critères réglés</w:t>
             </w:r>
           </w:p>
         </w:tc>
@@ -2084,6 +2222,220 @@
             <w:tcW w:type="dxa" w:w="3742"/>
           </w:tcPr>
           <w:p/>
+        </w:tc>
+      </w:tr>
+      <w:tr>
+        <w:trPr>
+          <w:trHeight w:val="510"/>
+          <w:cantSplit/>
+        </w:trPr>
+        <w:tc>
+          <w:tcPr>
+            <w:tcW w:type="dxa" w:w="5896"/>
+          </w:tcPr>
+          <w:p>
+            <w:pPr>
+              <w:spacing w:after="0"/>
+            </w:pPr>
+            <w:r>
+              <w:rPr>
+                <w:sz w:val="20"/>
+              </w:rPr>
+              <w:t>Ton fichier a-t-il autant de lignes de données ? (oui / non)</w:t>
+            </w:r>
+          </w:p>
+        </w:tc>
+        <w:tc>
+          <w:tcPr>
+            <w:tcW w:type="dxa" w:w="3742"/>
+          </w:tcPr>
+          <w:p/>
+        </w:tc>
+      </w:tr>
+    </w:tbl>
+    <w:p>
+      <w:pPr>
+        <w:spacing w:after="0" w:line="60" w:lineRule="exact"/>
+      </w:pPr>
+      <w:r>
+        <w:rPr>
+          <w:sz w:val="10"/>
+        </w:rPr>
+      </w:r>
+    </w:p>
+    <w:p>
+      <w:pPr>
+        <w:keepNext/>
+        <w:spacing w:after="80"/>
+        <w:ind w:left="454" w:hanging="454"/>
+      </w:pPr>
+      <w:r>
+        <w:rPr>
+          <w:b/>
+          <w:color w:val="111111"/>
+          <w:sz w:val="22"/>
+        </w:rPr>
+        <w:t xml:space="preserve">1.  </w:t>
+      </w:r>
+      <w:r>
+        <w:rPr>
+          <w:sz w:val="22"/>
+        </w:rPr>
+        <w:t>Dans la feuille « Mouvements », écris le titre À vérifier dans la première colonne vide.</w:t>
+      </w:r>
+    </w:p>
+    <w:p>
+      <w:pPr>
+        <w:keepNext/>
+        <w:spacing w:after="80"/>
+        <w:ind w:left="454" w:hanging="454"/>
+      </w:pPr>
+      <w:r>
+        <w:rPr>
+          <w:b/>
+          <w:color w:val="111111"/>
+          <w:sz w:val="22"/>
+        </w:rPr>
+        <w:t xml:space="preserve">2.  </w:t>
+      </w:r>
+      <w:r>
+        <w:rPr>
+          <w:sz w:val="22"/>
+        </w:rPr>
+        <w:t>En ligne 2, écris une formule SI : si la case « Document » de la ligne est vide, elle affiche À VÉRIFIER ; sinon, elle laisse la case vide. Recopie-la jusqu'en bas.</w:t>
+      </w:r>
+    </w:p>
+    <w:tbl>
+      <w:tblPr>
+        <w:tblStyle w:val="TableGrid"/>
+        <w:tblW w:type="auto" w:w="0"/>
+        <w:jc w:val="left"/>
+        <w:tblLook w:firstColumn="1" w:firstRow="1" w:lastColumn="0" w:lastRow="0" w:noHBand="0" w:noVBand="1" w:val="04A0"/>
+      </w:tblPr>
+      <w:tblGrid>
+        <w:gridCol w:w="10086"/>
+      </w:tblGrid>
+      <w:tr>
+        <w:trPr>
+          <w:cantSplit/>
+        </w:trPr>
+        <w:tc>
+          <w:tcPr>
+            <w:tcW w:type="dxa" w:w="10086"/>
+            <w:shd w:fill="F2F2F2"/>
+          </w:tcPr>
+          <w:p>
+            <w:pPr>
+              <w:keepNext/>
+              <w:spacing w:after="40"/>
+            </w:pPr>
+            <w:r>
+              <w:rPr>
+                <w:b/>
+                <w:color w:val="111111"/>
+                <w:sz w:val="20"/>
+              </w:rPr>
+              <w:t>Rappel SI (vu en ENT-2.2) :</w:t>
+            </w:r>
+          </w:p>
+          <w:p>
+            <w:pPr>
+              <w:keepNext/>
+              <w:spacing w:before="0" w:after="40"/>
+              <w:ind w:left="397" w:hanging="227"/>
+            </w:pPr>
+            <w:r>
+              <w:rPr>
+                <w:sz w:val="20"/>
+              </w:rPr>
+              <w:t>•  =SI(test ; valeur si vrai ; valeur si faux) ; un texte entre guillemets ;</w:t>
+            </w:r>
+          </w:p>
+          <w:p>
+            <w:pPr>
+              <w:keepNext/>
+              <w:spacing w:before="0" w:after="40"/>
+              <w:ind w:left="397" w:hanging="227"/>
+            </w:pPr>
+            <w:r>
+              <w:rPr>
+                <w:sz w:val="20"/>
+              </w:rPr>
+              <w:t>•  pour tester qu'une case est vide : =SI(B2="";…) (deux guillemets collés = « rien ») ;</w:t>
+            </w:r>
+          </w:p>
+          <w:p>
+            <w:pPr>
+              <w:spacing w:before="0" w:after="0"/>
+              <w:ind w:left="397" w:hanging="227"/>
+            </w:pPr>
+            <w:r>
+              <w:rPr>
+                <w:sz w:val="20"/>
+              </w:rPr>
+              <w:t>•  le bouton « Rappel tableur », en haut de l'écran, redonne l'écriture des fonctions et l'usage des guillemets.</w:t>
+            </w:r>
+          </w:p>
+        </w:tc>
+      </w:tr>
+    </w:tbl>
+    <w:p>
+      <w:pPr>
+        <w:keepNext/>
+        <w:spacing w:after="40"/>
+      </w:pPr>
+    </w:p>
+    <w:tbl>
+      <w:tblPr>
+        <w:tblStyle w:val="TableGrid"/>
+        <w:tblW w:type="auto" w:w="0"/>
+        <w:tblLayout w:type="fixed"/>
+        <w:tblLook w:firstColumn="1" w:firstRow="1" w:lastColumn="0" w:lastRow="0" w:noHBand="0" w:noVBand="1" w:val="04A0"/>
+      </w:tblPr>
+      <w:tblGrid>
+        <w:gridCol w:w="5896"/>
+        <w:gridCol w:w="3742"/>
+      </w:tblGrid>
+      <w:tr>
+        <w:tc>
+          <w:tcPr>
+            <w:tcW w:type="dxa" w:w="5896"/>
+            <w:shd w:fill="E8E8E8"/>
+          </w:tcPr>
+          <w:p>
+            <w:pPr>
+              <w:keepNext/>
+              <w:spacing w:after="0"/>
+            </w:pPr>
+            <w:r>
+              <w:rPr>
+                <w:b/>
+                <w:color w:val="111111"/>
+                <w:sz w:val="20"/>
+              </w:rPr>
+              <w:t>Question</w:t>
+            </w:r>
+          </w:p>
+        </w:tc>
+        <w:tc>
+          <w:tcPr>
+            <w:tcW w:type="dxa" w:w="3742"/>
+            <w:shd w:fill="E8E8E8"/>
+          </w:tcPr>
+          <w:p>
+            <w:pPr>
+              <w:keepNext/>
+              <w:spacing w:after="0"/>
+            </w:pPr>
+            <w:r>
+              <w:rPr>
+                <w:b/>
+                <w:color w:val="111111"/>
+                <w:sz w:val="20"/>
+              </w:rPr>
+              <w:t>Ta réponse</w:t>
+            </w:r>
+          </w:p>
         </w:tc>
       </w:tr>
       <w:tr>
@@ -2211,6 +2563,70 @@
       <w:tblGrid>
         <w:gridCol w:w="10086"/>
       </w:tblGrid>
+      <w:tr>
+        <w:trPr>
+          <w:cantSplit/>
+          <w:trHeight w:val="2438"/>
+        </w:trPr>
+        <w:tc>
+          <w:tcPr>
+            <w:tcW w:type="dxa" w:w="10086"/>
+            <w:shd w:fill="FAFAFA"/>
+          </w:tcPr>
+          <w:p>
+            <w:pPr>
+              <w:spacing w:after="80"/>
+            </w:pPr>
+            <w:r>
+              <w:rPr>
+                <w:b/>
+                <w:sz w:val="21"/>
+              </w:rPr>
+              <w:t>Au départ, la période était sur « 7 derniers jours ». Si tu l'avais laissée, qu'aurait-il manqué à Nadia pour clôturer son mois ?</w:t>
+            </w:r>
+          </w:p>
+          <w:p>
+            <w:pPr>
+              <w:spacing w:before="0" w:after="80"/>
+            </w:pPr>
+            <w:r>
+              <w:rPr>
+                <w:sz w:val="22"/>
+              </w:rPr>
+            </w:r>
+          </w:p>
+          <w:p>
+            <w:pPr>
+              <w:spacing w:before="0" w:after="80"/>
+            </w:pPr>
+            <w:r>
+              <w:rPr>
+                <w:sz w:val="22"/>
+              </w:rPr>
+            </w:r>
+          </w:p>
+          <w:p>
+            <w:pPr>
+              <w:spacing w:before="0" w:after="80"/>
+            </w:pPr>
+            <w:r>
+              <w:rPr>
+                <w:sz w:val="22"/>
+              </w:rPr>
+            </w:r>
+          </w:p>
+          <w:p>
+            <w:pPr>
+              <w:spacing w:before="0" w:after="80"/>
+            </w:pPr>
+            <w:r>
+              <w:rPr>
+                <w:sz w:val="22"/>
+              </w:rPr>
+            </w:r>
+          </w:p>
+        </w:tc>
+      </w:tr>
       <w:tr>
         <w:trPr>
           <w:cantSplit/>
@@ -2389,7 +2805,7 @@
         <w:rPr>
           <w:sz w:val="22"/>
         </w:rPr>
-        <w:t>Sous « Nombre », écris une formule NB.SI qui compte ce motif dans la colonne « Motif » de la feuille « Ajustements ». Recopie-la.</w:t>
+        <w:t>Sous « Nombre », écris une formule NB.SI qui compte ce motif dans la colonne « Motif » de la feuille « Mouvements ». Recopie-la.</w:t>
       </w:r>
     </w:p>
     <w:tbl>
@@ -2424,7 +2840,7 @@
               <w:rPr>
                 <w:sz w:val="20"/>
               </w:rPr>
-              <w:t>=NB.SI(plage ; ce qu'on compte). Pour la plage, clique sur l'onglet « Ajustements » et sélectionne la colonne entière. Pour ce qu'on compte, l'adresse de la case du motif.</w:t>
+              <w:t>=NB.SI(plage ; ce qu'on compte). Pour la plage, clique sur l'onglet « Mouvements » et sélectionne la colonne entière. Pour ce qu'on compte, l'adresse de la case du motif.</w:t>
             </w:r>
           </w:p>
         </w:tc>
@@ -2898,6 +3314,19 @@
           </w:p>
           <w:p>
             <w:pPr>
+              <w:keepNext/>
+              <w:spacing w:before="0" w:after="40"/>
+              <w:ind w:left="397" w:hanging="227"/>
+            </w:pPr>
+            <w:r>
+              <w:rPr>
+                <w:sz w:val="20"/>
+              </w:rPr>
+              <w:t>•  une ligne sur ton export : « ✓ Export : vos critères donnent bien les lignes demandées. », ou « ✗ Export à refaire (Extractions) » avec ce qui cloche (des lignes en trop, des lignes qui manquent) ;</w:t>
+            </w:r>
+          </w:p>
+          <w:p>
+            <w:pPr>
               <w:spacing w:before="0" w:after="0"/>
               <w:ind w:left="397" w:hanging="227"/>
             </w:pPr>
@@ -2943,13 +3372,57 @@
                 <w:color w:val="111111"/>
                 <w:sz w:val="20"/>
               </w:rPr>
+              <w:t xml:space="preserve">Si l'export est ✗ : </w:t>
+            </w:r>
+            <w:r>
+              <w:rPr>
+                <w:sz w:val="20"/>
+              </w:rPr>
+              <w:t>relis les critères de Nadia, règle-les dans « Extractions », exporte de nouveau, recopie tes formules dans le nouveau fichier et redépose. Une erreur d'export ne te coûte que ce point-là : tes formules sont contrôlées sur le fichier que tu as réellement exporté.</w:t>
+            </w:r>
+          </w:p>
+        </w:tc>
+      </w:tr>
+    </w:tbl>
+    <w:p>
+      <w:pPr>
+        <w:keepNext/>
+        <w:spacing w:after="40"/>
+      </w:pPr>
+    </w:p>
+    <w:tbl>
+      <w:tblPr>
+        <w:tblStyle w:val="TableGrid"/>
+        <w:tblW w:type="auto" w:w="0"/>
+        <w:jc w:val="left"/>
+        <w:tblLook w:firstColumn="1" w:firstRow="1" w:lastColumn="0" w:lastRow="0" w:noHBand="0" w:noVBand="1" w:val="04A0"/>
+      </w:tblPr>
+      <w:tblGrid>
+        <w:gridCol w:w="10086"/>
+      </w:tblGrid>
+      <w:tr>
+        <w:tc>
+          <w:tcPr>
+            <w:tcW w:type="dxa" w:w="10086"/>
+            <w:shd w:fill="F2F2F2"/>
+          </w:tcPr>
+          <w:p>
+            <w:pPr>
+              <w:spacing w:after="0"/>
+            </w:pPr>
+            <w:r>
+              <w:rPr>
+                <w:b/>
+                <w:color w:val="111111"/>
+                <w:sz w:val="20"/>
+              </w:rPr>
               <w:t xml:space="preserve">Attention, ce n'est plus du guidage : </w:t>
             </w:r>
             <w:r>
               <w:rPr>
                 <w:sz w:val="20"/>
               </w:rPr>
-              <w:t>le site ne dit pas ce qui cloche. Si tout n'est pas juste, vérifie toi-même : la formule SI recopiée jusqu'en bas, les motifs écrits exactement comme dans l'export, la plage du NB.SI. Tu peux redéposer.</w:t>
+              <w:t>pour tes formules, le site ne dit pas ce qui cloche. Si tout n'est pas juste, vérifie toi-même : la formule SI recopiée jusqu'en bas, les motifs écrits exactement comme dans l'export, la plage du NB.SI. Tu peux redéposer.</w:t>
             </w:r>
           </w:p>
         </w:tc>

--- a/contenus/trames/ENT-2.4-cdiscount-regularise-trame-eleve.docx
+++ b/contenus/trames/ENT-2.4-cdiscount-regularise-trame-eleve.docx
@@ -49,7 +49,7 @@
           <w:color w:val="111111"/>
           <w:sz w:val="40"/>
         </w:rPr>
-        <w:t xml:space="preserve">  Logisim</w:t>
+        <w:t xml:space="preserve">  Simulog</w:t>
       </w:r>
       <w:r>
         <w:tab/>

--- a/contenus/trames/ENT-2.4-cdiscount-regularise-trame-eleve.docx
+++ b/contenus/trames/ENT-2.4-cdiscount-regularise-trame-eleve.docx
@@ -5469,7 +5469,1537 @@
         </w:rPr>
       </w:r>
     </w:p>
+    <w:p>
+      <w:pPr>
+        <w:sectPr>
+          <w:pgSz w:w="12240" w:h="15840"/>
+          <w:pgMar w:top="680" w:right="1077" w:bottom="737" w:left="1077" w:header="720" w:footer="720" w:gutter="0"/>
+          <w:cols w:space="720"/>
+          <w:docGrid w:linePitch="360"/>
+        </w:sectPr>
+      </w:pPr>
+    </w:p>
+    <w:p>
+      <w:pPr>
+        <w:spacing w:after="40"/>
+      </w:pPr>
+      <w:r>
+        <w:rPr>
+          <w:color w:val="595959"/>
+          <w:sz w:val="18"/>
+        </w:rPr>
+        <w:t>✂  Feuille à détacher et à ranger dans ton classeur</w:t>
+      </w:r>
+    </w:p>
+    <w:p>
+      <w:pPr>
+        <w:spacing w:after="40"/>
+      </w:pPr>
+      <w:r>
+        <w:rPr>
+          <w:b/>
+          <w:color w:val="111111"/>
+          <w:sz w:val="32"/>
+        </w:rPr>
+        <w:t>ENT-2.4 — Le cours : justifier chaque ajustement</w:t>
+      </w:r>
+    </w:p>
+    <w:p>
+      <w:pPr>
+        <w:keepNext/>
+        <w:spacing w:after="160"/>
+      </w:pPr>
+      <w:r>
+        <w:rPr>
+          <w:color w:val="595959"/>
+          <w:sz w:val="20"/>
+        </w:rPr>
+        <w:t>Compétence C1.6 — Gérer le suivi des stocks (C1.6.1 : suivi des flux d'information)        Nom : ………………………………        Classe : …………</w:t>
+      </w:r>
+    </w:p>
+    <w:tbl>
+      <w:tblPr>
+        <w:tblStyle w:val="TableGrid"/>
+        <w:tblW w:type="auto" w:w="0"/>
+        <w:jc w:val="left"/>
+        <w:tblLook w:firstColumn="1" w:firstRow="1" w:lastColumn="0" w:lastRow="0" w:noHBand="0" w:noVBand="1" w:val="04A0"/>
+      </w:tblPr>
+      <w:tblGrid>
+        <w:gridCol w:w="10086"/>
+      </w:tblGrid>
+      <w:tr>
+        <w:tc>
+          <w:tcPr>
+            <w:tcW w:type="dxa" w:w="10086"/>
+            <w:shd w:fill="F2F2F2"/>
+          </w:tcPr>
+          <w:p>
+            <w:pPr>
+              <w:spacing w:after="0"/>
+            </w:pPr>
+            <w:r>
+              <w:rPr>
+                <w:b/>
+                <w:color w:val="111111"/>
+                <w:sz w:val="20"/>
+              </w:rPr>
+              <w:t xml:space="preserve">Banque de mots : </w:t>
+            </w:r>
+            <w:r>
+              <w:rPr>
+                <w:sz w:val="20"/>
+              </w:rPr>
+              <w:t>arrête   ·   cause   ·   compte   ·   compté   ·   document   ·   justificatif   ·   origine   ·   reçu   ·   type   ·   vraie   ·   écrite</w:t>
+            </w:r>
+          </w:p>
+        </w:tc>
+      </w:tr>
+    </w:tbl>
+    <w:p>
+      <w:pPr>
+        <w:spacing w:after="40"/>
+      </w:pPr>
+    </w:p>
+    <w:p>
+      <w:pPr>
+        <w:keepNext/>
+        <w:spacing w:before="240" w:after="80"/>
+      </w:pPr>
+      <w:r>
+        <w:rPr>
+          <w:b/>
+          <w:color w:val="111111"/>
+          <w:sz w:val="23"/>
+        </w:rPr>
+        <w:t>L'essentiel</w:t>
+      </w:r>
+    </w:p>
+    <w:p>
+      <w:pPr>
+        <w:spacing w:after="140"/>
+        <w:ind w:left="340" w:hanging="340"/>
+      </w:pPr>
+      <w:r>
+        <w:rPr>
+          <w:b/>
+        </w:rPr>
+        <w:t xml:space="preserve">1.  </w:t>
+      </w:r>
+      <w:r>
+        <w:rPr>
+          <w:sz w:val="22"/>
+        </w:rPr>
+        <w:t>Tout ajustement doit pouvoir être relié à un ………………….</w:t>
+      </w:r>
+    </w:p>
+    <w:p>
+      <w:pPr>
+        <w:spacing w:after="140"/>
+        <w:ind w:left="340" w:hanging="340"/>
+      </w:pPr>
+      <w:r>
+        <w:rPr>
+          <w:b/>
+        </w:rPr>
+        <w:t xml:space="preserve">2.  </w:t>
+      </w:r>
+      <w:r>
+        <w:rPr>
+          <w:sz w:val="22"/>
+        </w:rPr>
+        <w:t>Un ajustement sans document se remonte jusqu'à son ………………… : souvent une réception mal comptée.</w:t>
+      </w:r>
+    </w:p>
+    <w:p>
+      <w:pPr>
+        <w:spacing w:after="140"/>
+        <w:ind w:left="340" w:hanging="340"/>
+      </w:pPr>
+      <w:r>
+        <w:rPr>
+          <w:b/>
+        </w:rPr>
+        <w:t xml:space="preserve">3.  </w:t>
+      </w:r>
+      <w:r>
+        <w:rPr>
+          <w:sz w:val="22"/>
+        </w:rPr>
+        <w:t>On regroupe les ajustements par ………………… pour voir d'où viennent les pertes.</w:t>
+      </w:r>
+    </w:p>
+    <w:p>
+      <w:pPr>
+        <w:keepNext/>
+        <w:spacing w:before="240" w:after="80"/>
+      </w:pPr>
+      <w:r>
+        <w:rPr>
+          <w:b/>
+          <w:color w:val="111111"/>
+          <w:sz w:val="23"/>
+        </w:rPr>
+        <w:t>Lexique</w:t>
+      </w:r>
+    </w:p>
+    <w:tbl>
+      <w:tblPr>
+        <w:tblStyle w:val="TableGrid"/>
+        <w:tblW w:type="auto" w:w="0"/>
+        <w:tblLayout w:type="fixed"/>
+        <w:tblLook w:firstColumn="1" w:firstRow="1" w:lastColumn="0" w:lastRow="0" w:noHBand="0" w:noVBand="1" w:val="04A0"/>
+      </w:tblPr>
+      <w:tblGrid>
+        <w:gridCol w:w="2494"/>
+        <w:gridCol w:w="7143"/>
+      </w:tblGrid>
+      <w:tr>
+        <w:tc>
+          <w:tcPr>
+            <w:tcW w:type="dxa" w:w="2494"/>
+            <w:shd w:fill="E8E8E8"/>
+          </w:tcPr>
+          <w:p>
+            <w:pPr>
+              <w:keepNext/>
+              <w:spacing w:after="0"/>
+            </w:pPr>
+            <w:r>
+              <w:rPr>
+                <w:b/>
+                <w:color w:val="111111"/>
+                <w:sz w:val="20"/>
+              </w:rPr>
+              <w:t>Mot</w:t>
+            </w:r>
+          </w:p>
+        </w:tc>
+        <w:tc>
+          <w:tcPr>
+            <w:tcW w:type="dxa" w:w="7143"/>
+            <w:shd w:fill="E8E8E8"/>
+          </w:tcPr>
+          <w:p>
+            <w:pPr>
+              <w:keepNext/>
+              <w:spacing w:after="0"/>
+            </w:pPr>
+            <w:r>
+              <w:rPr>
+                <w:b/>
+                <w:color w:val="111111"/>
+                <w:sz w:val="20"/>
+              </w:rPr>
+              <w:t>Définition (complète avec la banque de mots)</w:t>
+            </w:r>
+          </w:p>
+        </w:tc>
+      </w:tr>
+      <w:tr>
+        <w:trPr>
+          <w:trHeight w:val="595"/>
+        </w:trPr>
+        <w:tc>
+          <w:tcPr>
+            <w:tcW w:type="dxa" w:w="2494"/>
+          </w:tcPr>
+          <w:p>
+            <w:pPr>
+              <w:spacing w:after="0"/>
+            </w:pPr>
+            <w:r>
+              <w:rPr>
+                <w:sz w:val="20"/>
+              </w:rPr>
+              <w:t>Régulariser</w:t>
+            </w:r>
+          </w:p>
+        </w:tc>
+        <w:tc>
+          <w:tcPr>
+            <w:tcW w:type="dxa" w:w="7143"/>
+          </w:tcPr>
+          <w:p>
+            <w:pPr>
+              <w:spacing w:after="0"/>
+            </w:pPr>
+            <w:r>
+              <w:rPr>
+                <w:sz w:val="20"/>
+              </w:rPr>
+              <w:t>passer un ajustement pour que le système dise ce qu'on a ………………….</w:t>
+            </w:r>
+          </w:p>
+        </w:tc>
+      </w:tr>
+      <w:tr>
+        <w:trPr>
+          <w:trHeight w:val="595"/>
+        </w:trPr>
+        <w:tc>
+          <w:tcPr>
+            <w:tcW w:type="dxa" w:w="2494"/>
+          </w:tcPr>
+          <w:p>
+            <w:pPr>
+              <w:spacing w:after="0"/>
+            </w:pPr>
+            <w:r>
+              <w:rPr>
+                <w:sz w:val="20"/>
+              </w:rPr>
+              <w:t>Ajustement orphelin</w:t>
+            </w:r>
+          </w:p>
+        </w:tc>
+        <w:tc>
+          <w:tcPr>
+            <w:tcW w:type="dxa" w:w="7143"/>
+          </w:tcPr>
+          <w:p>
+            <w:pPr>
+              <w:spacing w:after="0"/>
+            </w:pPr>
+            <w:r>
+              <w:rPr>
+                <w:sz w:val="20"/>
+              </w:rPr>
+              <w:t>ajustement sans aucun ………………… : on ne sait pas pourquoi le stock a changé.</w:t>
+            </w:r>
+          </w:p>
+        </w:tc>
+      </w:tr>
+      <w:tr>
+        <w:trPr>
+          <w:trHeight w:val="595"/>
+        </w:trPr>
+        <w:tc>
+          <w:tcPr>
+            <w:tcW w:type="dxa" w:w="2494"/>
+          </w:tcPr>
+          <w:p>
+            <w:pPr>
+              <w:spacing w:after="0"/>
+            </w:pPr>
+            <w:r>
+              <w:rPr>
+                <w:sz w:val="20"/>
+              </w:rPr>
+              <w:t>Motif</w:t>
+            </w:r>
+          </w:p>
+        </w:tc>
+        <w:tc>
+          <w:tcPr>
+            <w:tcW w:type="dxa" w:w="7143"/>
+          </w:tcPr>
+          <w:p>
+            <w:pPr>
+              <w:spacing w:after="0"/>
+            </w:pPr>
+            <w:r>
+              <w:rPr>
+                <w:sz w:val="20"/>
+              </w:rPr>
+              <w:t>raison ………………… d'un ajustement : casse, inventaire, retour…</w:t>
+            </w:r>
+          </w:p>
+        </w:tc>
+      </w:tr>
+      <w:tr>
+        <w:trPr>
+          <w:trHeight w:val="595"/>
+        </w:trPr>
+        <w:tc>
+          <w:tcPr>
+            <w:tcW w:type="dxa" w:w="2494"/>
+          </w:tcPr>
+          <w:p>
+            <w:pPr>
+              <w:spacing w:after="0"/>
+            </w:pPr>
+            <w:r>
+              <w:rPr>
+                <w:sz w:val="20"/>
+              </w:rPr>
+              <w:t>Clôture du mois</w:t>
+            </w:r>
+          </w:p>
+        </w:tc>
+        <w:tc>
+          <w:tcPr>
+            <w:tcW w:type="dxa" w:w="7143"/>
+          </w:tcPr>
+          <w:p>
+            <w:pPr>
+              <w:spacing w:after="0"/>
+            </w:pPr>
+            <w:r>
+              <w:rPr>
+                <w:sz w:val="20"/>
+              </w:rPr>
+              <w:t>moment où le responsable ………………… les chiffres du stock du mois.</w:t>
+            </w:r>
+          </w:p>
+        </w:tc>
+      </w:tr>
+      <w:tr>
+        <w:trPr>
+          <w:trHeight w:val="595"/>
+        </w:trPr>
+        <w:tc>
+          <w:tcPr>
+            <w:tcW w:type="dxa" w:w="2494"/>
+          </w:tcPr>
+          <w:p>
+            <w:pPr>
+              <w:spacing w:after="0"/>
+            </w:pPr>
+            <w:r>
+              <w:rPr>
+                <w:sz w:val="20"/>
+              </w:rPr>
+              <w:t>Démarque inconnue</w:t>
+            </w:r>
+          </w:p>
+        </w:tc>
+        <w:tc>
+          <w:tcPr>
+            <w:tcW w:type="dxa" w:w="7143"/>
+          </w:tcPr>
+          <w:p>
+            <w:pPr>
+              <w:spacing w:after="0"/>
+            </w:pPr>
+            <w:r>
+              <w:rPr>
+                <w:sz w:val="20"/>
+              </w:rPr>
+              <w:t>perte de stock dont on ne connaît pas la ………………….</w:t>
+            </w:r>
+          </w:p>
+        </w:tc>
+      </w:tr>
+      <w:tr>
+        <w:trPr>
+          <w:trHeight w:val="595"/>
+        </w:trPr>
+        <w:tc>
+          <w:tcPr>
+            <w:tcW w:type="dxa" w:w="2494"/>
+          </w:tcPr>
+          <w:p>
+            <w:pPr>
+              <w:spacing w:after="0"/>
+            </w:pPr>
+            <w:r>
+              <w:rPr>
+                <w:sz w:val="20"/>
+              </w:rPr>
+              <w:t>Bon de réception</w:t>
+            </w:r>
+          </w:p>
+        </w:tc>
+        <w:tc>
+          <w:tcPr>
+            <w:tcW w:type="dxa" w:w="7143"/>
+          </w:tcPr>
+          <w:p>
+            <w:pPr>
+              <w:spacing w:after="0"/>
+            </w:pPr>
+            <w:r>
+              <w:rPr>
+                <w:sz w:val="20"/>
+              </w:rPr>
+              <w:t>document où le réceptionnaire écrit ce qu'il a vraiment ………………… à l'arrivée.</w:t>
+            </w:r>
+          </w:p>
+        </w:tc>
+      </w:tr>
+      <w:tr>
+        <w:trPr>
+          <w:trHeight w:val="595"/>
+        </w:trPr>
+        <w:tc>
+          <w:tcPr>
+            <w:tcW w:type="dxa" w:w="2494"/>
+          </w:tcPr>
+          <w:p>
+            <w:pPr>
+              <w:spacing w:after="0"/>
+            </w:pPr>
+            <w:r>
+              <w:rPr>
+                <w:sz w:val="20"/>
+              </w:rPr>
+              <w:t>Fonction SI</w:t>
+            </w:r>
+          </w:p>
+        </w:tc>
+        <w:tc>
+          <w:tcPr>
+            <w:tcW w:type="dxa" w:w="7143"/>
+          </w:tcPr>
+          <w:p>
+            <w:pPr>
+              <w:spacing w:after="0"/>
+            </w:pPr>
+            <w:r>
+              <w:rPr>
+                <w:sz w:val="20"/>
+              </w:rPr>
+              <w:t>affiche un résultat si une condition est …………………, un autre sinon.</w:t>
+            </w:r>
+          </w:p>
+        </w:tc>
+      </w:tr>
+      <w:tr>
+        <w:trPr>
+          <w:trHeight w:val="595"/>
+        </w:trPr>
+        <w:tc>
+          <w:tcPr>
+            <w:tcW w:type="dxa" w:w="2494"/>
+          </w:tcPr>
+          <w:p>
+            <w:pPr>
+              <w:spacing w:after="0"/>
+            </w:pPr>
+            <w:r>
+              <w:rPr>
+                <w:sz w:val="20"/>
+              </w:rPr>
+              <w:t>Fonction NB.SI</w:t>
+            </w:r>
+          </w:p>
+        </w:tc>
+        <w:tc>
+          <w:tcPr>
+            <w:tcW w:type="dxa" w:w="7143"/>
+          </w:tcPr>
+          <w:p>
+            <w:pPr>
+              <w:spacing w:after="0"/>
+            </w:pPr>
+            <w:r>
+              <w:rPr>
+                <w:sz w:val="20"/>
+              </w:rPr>
+              <w:t>………………… les cellules qui respectent une condition.</w:t>
+            </w:r>
+          </w:p>
+        </w:tc>
+      </w:tr>
+    </w:tbl>
+    <w:p>
+      <w:pPr>
+        <w:spacing w:after="40"/>
+      </w:pPr>
+    </w:p>
+    <w:p>
+      <w:pPr>
+        <w:pageBreakBefore/>
+        <w:spacing w:after="40"/>
+      </w:pPr>
+      <w:r>
+        <w:rPr>
+          <w:rFonts w:ascii="Consolas" w:hAnsi="Consolas"/>
+          <w:b/>
+          <w:color w:val="595959"/>
+          <w:sz w:val="19"/>
+        </w:rPr>
+        <w:t>À la maison — pour aller plus loin</w:t>
+      </w:r>
+    </w:p>
+    <w:p>
+      <w:pPr>
+        <w:spacing w:after="120"/>
+      </w:pPr>
+      <w:r>
+        <w:rPr>
+          <w:b/>
+          <w:color w:val="111111"/>
+          <w:sz w:val="30"/>
+        </w:rPr>
+        <w:t>Les ajustements de la semaine</w:t>
+      </w:r>
+    </w:p>
+    <w:p>
+      <w:pPr>
+        <w:keepNext/>
+        <w:spacing w:before="0" w:after="80"/>
+      </w:pPr>
+      <w:r>
+        <w:rPr>
+          <w:b w:val="0"/>
+          <w:color w:val="1A1A1A"/>
+          <w:sz w:val="22"/>
+        </w:rPr>
+        <w:t>Voici six ajustements, tels qu'on les trouve dans un export. Colonne D : le motif ; colonne E : le document (vide s'il n'y en a pas).</w:t>
+      </w:r>
+    </w:p>
+    <w:tbl>
+      <w:tblPr>
+        <w:tblStyle w:val="TableGrid"/>
+        <w:tblW w:type="auto" w:w="0"/>
+        <w:tblLayout w:type="fixed"/>
+        <w:tblLook w:firstColumn="1" w:firstRow="1" w:lastColumn="0" w:lastRow="0" w:noHBand="0" w:noVBand="1" w:val="04A0"/>
+      </w:tblPr>
+      <w:tblGrid>
+        <w:gridCol w:w="850"/>
+        <w:gridCol w:w="2494"/>
+        <w:gridCol w:w="1587"/>
+        <w:gridCol w:w="2608"/>
+        <w:gridCol w:w="2098"/>
+      </w:tblGrid>
+      <w:tr>
+        <w:tc>
+          <w:tcPr>
+            <w:tcW w:type="dxa" w:w="850"/>
+            <w:shd w:fill="E8E8E8"/>
+          </w:tcPr>
+          <w:p>
+            <w:pPr>
+              <w:keepNext/>
+              <w:spacing w:after="0"/>
+            </w:pPr>
+            <w:r>
+              <w:rPr>
+                <w:b/>
+                <w:color w:val="111111"/>
+                <w:sz w:val="20"/>
+              </w:rPr>
+              <w:t>Ligne</w:t>
+            </w:r>
+          </w:p>
+        </w:tc>
+        <w:tc>
+          <w:tcPr>
+            <w:tcW w:type="dxa" w:w="2494"/>
+            <w:shd w:fill="E8E8E8"/>
+          </w:tcPr>
+          <w:p>
+            <w:pPr>
+              <w:keepNext/>
+              <w:spacing w:after="0"/>
+            </w:pPr>
+            <w:r>
+              <w:rPr>
+                <w:b/>
+                <w:color w:val="111111"/>
+                <w:sz w:val="20"/>
+              </w:rPr>
+              <w:t>A · Article</w:t>
+            </w:r>
+          </w:p>
+        </w:tc>
+        <w:tc>
+          <w:tcPr>
+            <w:tcW w:type="dxa" w:w="1587"/>
+            <w:shd w:fill="E8E8E8"/>
+          </w:tcPr>
+          <w:p>
+            <w:pPr>
+              <w:keepNext/>
+              <w:spacing w:after="0"/>
+            </w:pPr>
+            <w:r>
+              <w:rPr>
+                <w:b/>
+                <w:color w:val="111111"/>
+                <w:sz w:val="20"/>
+              </w:rPr>
+              <w:t>B · Quantité</w:t>
+            </w:r>
+          </w:p>
+        </w:tc>
+        <w:tc>
+          <w:tcPr>
+            <w:tcW w:type="dxa" w:w="2608"/>
+            <w:shd w:fill="E8E8E8"/>
+          </w:tcPr>
+          <w:p>
+            <w:pPr>
+              <w:keepNext/>
+              <w:spacing w:after="0"/>
+            </w:pPr>
+            <w:r>
+              <w:rPr>
+                <w:b/>
+                <w:color w:val="111111"/>
+                <w:sz w:val="20"/>
+              </w:rPr>
+              <w:t>D · Motif</w:t>
+            </w:r>
+          </w:p>
+        </w:tc>
+        <w:tc>
+          <w:tcPr>
+            <w:tcW w:type="dxa" w:w="2098"/>
+            <w:shd w:fill="E8E8E8"/>
+          </w:tcPr>
+          <w:p>
+            <w:pPr>
+              <w:keepNext/>
+              <w:spacing w:after="0"/>
+            </w:pPr>
+            <w:r>
+              <w:rPr>
+                <w:b/>
+                <w:color w:val="111111"/>
+                <w:sz w:val="20"/>
+              </w:rPr>
+              <w:t>E · Document</w:t>
+            </w:r>
+          </w:p>
+        </w:tc>
+      </w:tr>
+      <w:tr>
+        <w:trPr>
+          <w:trHeight w:val="454"/>
+        </w:trPr>
+        <w:tc>
+          <w:tcPr>
+            <w:tcW w:type="dxa" w:w="850"/>
+          </w:tcPr>
+          <w:p>
+            <w:pPr>
+              <w:spacing w:after="0"/>
+            </w:pPr>
+            <w:r>
+              <w:rPr>
+                <w:sz w:val="20"/>
+              </w:rPr>
+              <w:t>2</w:t>
+            </w:r>
+          </w:p>
+        </w:tc>
+        <w:tc>
+          <w:tcPr>
+            <w:tcW w:type="dxa" w:w="2494"/>
+          </w:tcPr>
+          <w:p>
+            <w:pPr>
+              <w:spacing w:after="0"/>
+            </w:pPr>
+            <w:r>
+              <w:rPr>
+                <w:sz w:val="20"/>
+              </w:rPr>
+              <w:t>Mixeur MX-2</w:t>
+            </w:r>
+          </w:p>
+        </w:tc>
+        <w:tc>
+          <w:tcPr>
+            <w:tcW w:type="dxa" w:w="1587"/>
+          </w:tcPr>
+          <w:p>
+            <w:pPr>
+              <w:spacing w:after="0"/>
+            </w:pPr>
+            <w:r>
+              <w:rPr>
+                <w:sz w:val="20"/>
+              </w:rPr>
+              <w:t>−1</w:t>
+            </w:r>
+          </w:p>
+        </w:tc>
+        <w:tc>
+          <w:tcPr>
+            <w:tcW w:type="dxa" w:w="2608"/>
+          </w:tcPr>
+          <w:p>
+            <w:pPr>
+              <w:spacing w:after="0"/>
+            </w:pPr>
+            <w:r>
+              <w:rPr>
+                <w:sz w:val="20"/>
+              </w:rPr>
+              <w:t>Casse</w:t>
+            </w:r>
+          </w:p>
+        </w:tc>
+        <w:tc>
+          <w:tcPr>
+            <w:tcW w:type="dxa" w:w="2098"/>
+          </w:tcPr>
+          <w:p>
+            <w:pPr>
+              <w:spacing w:after="0"/>
+            </w:pPr>
+            <w:r>
+              <w:rPr>
+                <w:sz w:val="20"/>
+              </w:rPr>
+              <w:t>DEM-12</w:t>
+            </w:r>
+          </w:p>
+        </w:tc>
+      </w:tr>
+      <w:tr>
+        <w:trPr>
+          <w:trHeight w:val="454"/>
+        </w:trPr>
+        <w:tc>
+          <w:tcPr>
+            <w:tcW w:type="dxa" w:w="850"/>
+          </w:tcPr>
+          <w:p>
+            <w:pPr>
+              <w:spacing w:after="0"/>
+            </w:pPr>
+            <w:r>
+              <w:rPr>
+                <w:sz w:val="20"/>
+              </w:rPr>
+              <w:t>3</w:t>
+            </w:r>
+          </w:p>
+        </w:tc>
+        <w:tc>
+          <w:tcPr>
+            <w:tcW w:type="dxa" w:w="2494"/>
+          </w:tcPr>
+          <w:p>
+            <w:pPr>
+              <w:spacing w:after="0"/>
+            </w:pPr>
+            <w:r>
+              <w:rPr>
+                <w:sz w:val="20"/>
+              </w:rPr>
+              <w:t>Bouilloire BO-1</w:t>
+            </w:r>
+          </w:p>
+        </w:tc>
+        <w:tc>
+          <w:tcPr>
+            <w:tcW w:type="dxa" w:w="1587"/>
+          </w:tcPr>
+          <w:p>
+            <w:pPr>
+              <w:spacing w:after="0"/>
+            </w:pPr>
+            <w:r>
+              <w:rPr>
+                <w:sz w:val="20"/>
+              </w:rPr>
+              <w:t>−2</w:t>
+            </w:r>
+          </w:p>
+        </w:tc>
+        <w:tc>
+          <w:tcPr>
+            <w:tcW w:type="dxa" w:w="2608"/>
+          </w:tcPr>
+          <w:p>
+            <w:pPr>
+              <w:spacing w:after="0"/>
+            </w:pPr>
+            <w:r>
+              <w:rPr>
+                <w:sz w:val="20"/>
+              </w:rPr>
+              <w:t>Inventaire</w:t>
+            </w:r>
+          </w:p>
+        </w:tc>
+        <w:tc>
+          <w:tcPr>
+            <w:tcW w:type="dxa" w:w="2098"/>
+          </w:tcPr>
+          <w:p>
+            <w:pPr>
+              <w:spacing w:after="0"/>
+            </w:pPr>
+            <w:r>
+              <w:rPr>
+                <w:sz w:val="20"/>
+              </w:rPr>
+              <w:t>INV-03</w:t>
+            </w:r>
+          </w:p>
+        </w:tc>
+      </w:tr>
+      <w:tr>
+        <w:trPr>
+          <w:trHeight w:val="454"/>
+        </w:trPr>
+        <w:tc>
+          <w:tcPr>
+            <w:tcW w:type="dxa" w:w="850"/>
+          </w:tcPr>
+          <w:p>
+            <w:pPr>
+              <w:spacing w:after="0"/>
+            </w:pPr>
+            <w:r>
+              <w:rPr>
+                <w:sz w:val="20"/>
+              </w:rPr>
+              <w:t>4</w:t>
+            </w:r>
+          </w:p>
+        </w:tc>
+        <w:tc>
+          <w:tcPr>
+            <w:tcW w:type="dxa" w:w="2494"/>
+          </w:tcPr>
+          <w:p>
+            <w:pPr>
+              <w:spacing w:after="0"/>
+            </w:pPr>
+            <w:r>
+              <w:rPr>
+                <w:sz w:val="20"/>
+              </w:rPr>
+              <w:t>Mixeur MX-2</w:t>
+            </w:r>
+          </w:p>
+        </w:tc>
+        <w:tc>
+          <w:tcPr>
+            <w:tcW w:type="dxa" w:w="1587"/>
+          </w:tcPr>
+          <w:p>
+            <w:pPr>
+              <w:spacing w:after="0"/>
+            </w:pPr>
+            <w:r>
+              <w:rPr>
+                <w:sz w:val="20"/>
+              </w:rPr>
+              <w:t>−4</w:t>
+            </w:r>
+          </w:p>
+        </w:tc>
+        <w:tc>
+          <w:tcPr>
+            <w:tcW w:type="dxa" w:w="2608"/>
+          </w:tcPr>
+          <w:p>
+            <w:pPr>
+              <w:spacing w:after="0"/>
+            </w:pPr>
+            <w:r>
+              <w:rPr>
+                <w:sz w:val="20"/>
+              </w:rPr>
+              <w:t>Démarque inconnue</w:t>
+            </w:r>
+          </w:p>
+        </w:tc>
+        <w:tc>
+          <w:tcPr>
+            <w:tcW w:type="dxa" w:w="2098"/>
+          </w:tcPr>
+          <w:p/>
+        </w:tc>
+      </w:tr>
+      <w:tr>
+        <w:trPr>
+          <w:trHeight w:val="454"/>
+        </w:trPr>
+        <w:tc>
+          <w:tcPr>
+            <w:tcW w:type="dxa" w:w="850"/>
+          </w:tcPr>
+          <w:p>
+            <w:pPr>
+              <w:spacing w:after="0"/>
+            </w:pPr>
+            <w:r>
+              <w:rPr>
+                <w:sz w:val="20"/>
+              </w:rPr>
+              <w:t>5</w:t>
+            </w:r>
+          </w:p>
+        </w:tc>
+        <w:tc>
+          <w:tcPr>
+            <w:tcW w:type="dxa" w:w="2494"/>
+          </w:tcPr>
+          <w:p>
+            <w:pPr>
+              <w:spacing w:after="0"/>
+            </w:pPr>
+            <w:r>
+              <w:rPr>
+                <w:sz w:val="20"/>
+              </w:rPr>
+              <w:t>Grille-pain GP-4</w:t>
+            </w:r>
+          </w:p>
+        </w:tc>
+        <w:tc>
+          <w:tcPr>
+            <w:tcW w:type="dxa" w:w="1587"/>
+          </w:tcPr>
+          <w:p>
+            <w:pPr>
+              <w:spacing w:after="0"/>
+            </w:pPr>
+            <w:r>
+              <w:rPr>
+                <w:sz w:val="20"/>
+              </w:rPr>
+              <w:t>+1</w:t>
+            </w:r>
+          </w:p>
+        </w:tc>
+        <w:tc>
+          <w:tcPr>
+            <w:tcW w:type="dxa" w:w="2608"/>
+          </w:tcPr>
+          <w:p>
+            <w:pPr>
+              <w:spacing w:after="0"/>
+            </w:pPr>
+            <w:r>
+              <w:rPr>
+                <w:sz w:val="20"/>
+              </w:rPr>
+              <w:t>Retour</w:t>
+            </w:r>
+          </w:p>
+        </w:tc>
+        <w:tc>
+          <w:tcPr>
+            <w:tcW w:type="dxa" w:w="2098"/>
+          </w:tcPr>
+          <w:p>
+            <w:pPr>
+              <w:spacing w:after="0"/>
+            </w:pPr>
+            <w:r>
+              <w:rPr>
+                <w:sz w:val="20"/>
+              </w:rPr>
+              <w:t>RET-08</w:t>
+            </w:r>
+          </w:p>
+        </w:tc>
+      </w:tr>
+      <w:tr>
+        <w:trPr>
+          <w:trHeight w:val="454"/>
+        </w:trPr>
+        <w:tc>
+          <w:tcPr>
+            <w:tcW w:type="dxa" w:w="850"/>
+          </w:tcPr>
+          <w:p>
+            <w:pPr>
+              <w:spacing w:after="0"/>
+            </w:pPr>
+            <w:r>
+              <w:rPr>
+                <w:sz w:val="20"/>
+              </w:rPr>
+              <w:t>6</w:t>
+            </w:r>
+          </w:p>
+        </w:tc>
+        <w:tc>
+          <w:tcPr>
+            <w:tcW w:type="dxa" w:w="2494"/>
+          </w:tcPr>
+          <w:p>
+            <w:pPr>
+              <w:spacing w:after="0"/>
+            </w:pPr>
+            <w:r>
+              <w:rPr>
+                <w:sz w:val="20"/>
+              </w:rPr>
+              <w:t>Bouilloire BO-1</w:t>
+            </w:r>
+          </w:p>
+        </w:tc>
+        <w:tc>
+          <w:tcPr>
+            <w:tcW w:type="dxa" w:w="1587"/>
+          </w:tcPr>
+          <w:p>
+            <w:pPr>
+              <w:spacing w:after="0"/>
+            </w:pPr>
+            <w:r>
+              <w:rPr>
+                <w:sz w:val="20"/>
+              </w:rPr>
+              <w:t>−1</w:t>
+            </w:r>
+          </w:p>
+        </w:tc>
+        <w:tc>
+          <w:tcPr>
+            <w:tcW w:type="dxa" w:w="2608"/>
+          </w:tcPr>
+          <w:p>
+            <w:pPr>
+              <w:spacing w:after="0"/>
+            </w:pPr>
+            <w:r>
+              <w:rPr>
+                <w:sz w:val="20"/>
+              </w:rPr>
+              <w:t>Casse</w:t>
+            </w:r>
+          </w:p>
+        </w:tc>
+        <w:tc>
+          <w:tcPr>
+            <w:tcW w:type="dxa" w:w="2098"/>
+          </w:tcPr>
+          <w:p/>
+        </w:tc>
+      </w:tr>
+      <w:tr>
+        <w:trPr>
+          <w:trHeight w:val="454"/>
+        </w:trPr>
+        <w:tc>
+          <w:tcPr>
+            <w:tcW w:type="dxa" w:w="850"/>
+          </w:tcPr>
+          <w:p>
+            <w:pPr>
+              <w:spacing w:after="0"/>
+            </w:pPr>
+            <w:r>
+              <w:rPr>
+                <w:sz w:val="20"/>
+              </w:rPr>
+              <w:t>7</w:t>
+            </w:r>
+          </w:p>
+        </w:tc>
+        <w:tc>
+          <w:tcPr>
+            <w:tcW w:type="dxa" w:w="2494"/>
+          </w:tcPr>
+          <w:p>
+            <w:pPr>
+              <w:spacing w:after="0"/>
+            </w:pPr>
+            <w:r>
+              <w:rPr>
+                <w:sz w:val="20"/>
+              </w:rPr>
+              <w:t>Mixeur MX-2</w:t>
+            </w:r>
+          </w:p>
+        </w:tc>
+        <w:tc>
+          <w:tcPr>
+            <w:tcW w:type="dxa" w:w="1587"/>
+          </w:tcPr>
+          <w:p>
+            <w:pPr>
+              <w:spacing w:after="0"/>
+            </w:pPr>
+            <w:r>
+              <w:rPr>
+                <w:sz w:val="20"/>
+              </w:rPr>
+              <w:t>−3</w:t>
+            </w:r>
+          </w:p>
+        </w:tc>
+        <w:tc>
+          <w:tcPr>
+            <w:tcW w:type="dxa" w:w="2608"/>
+          </w:tcPr>
+          <w:p>
+            <w:pPr>
+              <w:spacing w:after="0"/>
+            </w:pPr>
+            <w:r>
+              <w:rPr>
+                <w:sz w:val="20"/>
+              </w:rPr>
+              <w:t>Inventaire</w:t>
+            </w:r>
+          </w:p>
+        </w:tc>
+        <w:tc>
+          <w:tcPr>
+            <w:tcW w:type="dxa" w:w="2098"/>
+          </w:tcPr>
+          <w:p>
+            <w:pPr>
+              <w:spacing w:after="0"/>
+            </w:pPr>
+            <w:r>
+              <w:rPr>
+                <w:sz w:val="20"/>
+              </w:rPr>
+              <w:t>INV-03</w:t>
+            </w:r>
+          </w:p>
+        </w:tc>
+      </w:tr>
+    </w:tbl>
+    <w:p>
+      <w:pPr>
+        <w:keepNext/>
+        <w:spacing w:after="40"/>
+      </w:pPr>
+    </w:p>
+    <w:tbl>
+      <w:tblPr>
+        <w:tblStyle w:val="TableGrid"/>
+        <w:tblW w:type="auto" w:w="0"/>
+        <w:tblLayout w:type="fixed"/>
+        <w:tblLook w:firstColumn="1" w:firstRow="1" w:lastColumn="0" w:lastRow="0" w:noHBand="0" w:noVBand="1" w:val="04A0"/>
+      </w:tblPr>
+      <w:tblGrid>
+        <w:gridCol w:w="5896"/>
+        <w:gridCol w:w="3742"/>
+      </w:tblGrid>
+      <w:tr>
+        <w:tc>
+          <w:tcPr>
+            <w:tcW w:type="dxa" w:w="5896"/>
+            <w:shd w:fill="E8E8E8"/>
+          </w:tcPr>
+          <w:p>
+            <w:pPr>
+              <w:keepNext/>
+              <w:spacing w:after="0"/>
+            </w:pPr>
+            <w:r>
+              <w:rPr>
+                <w:b/>
+                <w:color w:val="111111"/>
+                <w:sz w:val="20"/>
+              </w:rPr>
+              <w:t>Question</w:t>
+            </w:r>
+          </w:p>
+        </w:tc>
+        <w:tc>
+          <w:tcPr>
+            <w:tcW w:type="dxa" w:w="3742"/>
+            <w:shd w:fill="E8E8E8"/>
+          </w:tcPr>
+          <w:p>
+            <w:pPr>
+              <w:keepNext/>
+              <w:spacing w:after="0"/>
+            </w:pPr>
+            <w:r>
+              <w:rPr>
+                <w:b/>
+                <w:color w:val="111111"/>
+                <w:sz w:val="20"/>
+              </w:rPr>
+              <w:t>Ta réponse</w:t>
+            </w:r>
+          </w:p>
+        </w:tc>
+      </w:tr>
+      <w:tr>
+        <w:trPr>
+          <w:trHeight w:val="510"/>
+          <w:cantSplit/>
+        </w:trPr>
+        <w:tc>
+          <w:tcPr>
+            <w:tcW w:type="dxa" w:w="5896"/>
+          </w:tcPr>
+          <w:p>
+            <w:pPr>
+              <w:spacing w:after="0"/>
+            </w:pPr>
+            <w:r>
+              <w:rPr>
+                <w:sz w:val="20"/>
+              </w:rPr>
+              <w:t>Formule en F2 : « À VÉRIFIER » si E2 est vide, sinon rien</w:t>
+            </w:r>
+          </w:p>
+        </w:tc>
+        <w:tc>
+          <w:tcPr>
+            <w:tcW w:type="dxa" w:w="3742"/>
+          </w:tcPr>
+          <w:p/>
+        </w:tc>
+      </w:tr>
+      <w:tr>
+        <w:trPr>
+          <w:trHeight w:val="510"/>
+          <w:cantSplit/>
+        </w:trPr>
+        <w:tc>
+          <w:tcPr>
+            <w:tcW w:type="dxa" w:w="5896"/>
+          </w:tcPr>
+          <w:p>
+            <w:pPr>
+              <w:spacing w:after="0"/>
+            </w:pPr>
+            <w:r>
+              <w:rPr>
+                <w:sz w:val="20"/>
+              </w:rPr>
+              <w:t>Combien de lignes sont à vérifier ?</w:t>
+            </w:r>
+          </w:p>
+        </w:tc>
+        <w:tc>
+          <w:tcPr>
+            <w:tcW w:type="dxa" w:w="3742"/>
+          </w:tcPr>
+          <w:p/>
+        </w:tc>
+      </w:tr>
+      <w:tr>
+        <w:trPr>
+          <w:trHeight w:val="510"/>
+          <w:cantSplit/>
+        </w:trPr>
+        <w:tc>
+          <w:tcPr>
+            <w:tcW w:type="dxa" w:w="5896"/>
+          </w:tcPr>
+          <w:p>
+            <w:pPr>
+              <w:spacing w:after="0"/>
+            </w:pPr>
+            <w:r>
+              <w:rPr>
+                <w:sz w:val="20"/>
+              </w:rPr>
+              <w:t>Formule qui compte les « Inventaire » de D2 à D7</w:t>
+            </w:r>
+          </w:p>
+        </w:tc>
+        <w:tc>
+          <w:tcPr>
+            <w:tcW w:type="dxa" w:w="3742"/>
+          </w:tcPr>
+          <w:p/>
+        </w:tc>
+      </w:tr>
+      <w:tr>
+        <w:trPr>
+          <w:trHeight w:val="510"/>
+          <w:cantSplit/>
+        </w:trPr>
+        <w:tc>
+          <w:tcPr>
+            <w:tcW w:type="dxa" w:w="5896"/>
+          </w:tcPr>
+          <w:p>
+            <w:pPr>
+              <w:spacing w:after="0"/>
+            </w:pPr>
+            <w:r>
+              <w:rPr>
+                <w:sz w:val="20"/>
+              </w:rPr>
+              <w:t>Résultat de ce comptage</w:t>
+            </w:r>
+          </w:p>
+        </w:tc>
+        <w:tc>
+          <w:tcPr>
+            <w:tcW w:type="dxa" w:w="3742"/>
+          </w:tcPr>
+          <w:p/>
+        </w:tc>
+      </w:tr>
+    </w:tbl>
+    <w:p>
+      <w:pPr>
+        <w:keepNext/>
+        <w:spacing w:after="0" w:line="60" w:lineRule="exact"/>
+      </w:pPr>
+      <w:r>
+        <w:rPr>
+          <w:sz w:val="10"/>
+        </w:rPr>
+      </w:r>
+    </w:p>
+    <w:tbl>
+      <w:tblPr>
+        <w:tblStyle w:val="TableGrid"/>
+        <w:tblW w:type="auto" w:w="0"/>
+        <w:tblLook w:firstColumn="1" w:firstRow="1" w:lastColumn="0" w:lastRow="0" w:noHBand="0" w:noVBand="1" w:val="04A0"/>
+      </w:tblPr>
+      <w:tblGrid>
+        <w:gridCol w:w="10086"/>
+      </w:tblGrid>
+      <w:tr>
+        <w:trPr>
+          <w:cantSplit/>
+          <w:trHeight w:val="1474"/>
+        </w:trPr>
+        <w:tc>
+          <w:tcPr>
+            <w:tcW w:type="dxa" w:w="10086"/>
+            <w:shd w:fill="FAFAFA"/>
+          </w:tcPr>
+          <w:p>
+            <w:pPr>
+              <w:spacing w:after="80"/>
+            </w:pPr>
+            <w:r>
+              <w:rPr>
+                <w:b/>
+                <w:sz w:val="21"/>
+              </w:rPr>
+              <w:t>Pour la ligne 4 (−4 mixeurs, sans document), où chercherais-tu d'abord ?</w:t>
+            </w:r>
+          </w:p>
+          <w:p>
+            <w:pPr>
+              <w:spacing w:before="0" w:after="80"/>
+            </w:pPr>
+            <w:r>
+              <w:rPr>
+                <w:sz w:val="22"/>
+              </w:rPr>
+            </w:r>
+          </w:p>
+          <w:p>
+            <w:pPr>
+              <w:spacing w:before="0" w:after="80"/>
+            </w:pPr>
+            <w:r>
+              <w:rPr>
+                <w:sz w:val="22"/>
+              </w:rPr>
+            </w:r>
+          </w:p>
+        </w:tc>
+      </w:tr>
+    </w:tbl>
+    <w:p>
+      <w:pPr>
+        <w:spacing w:after="0" w:line="60" w:lineRule="exact"/>
+      </w:pPr>
+      <w:r>
+        <w:rPr>
+          <w:sz w:val="10"/>
+        </w:rPr>
+      </w:r>
+    </w:p>
+    <w:p>
+      <w:pPr>
+        <w:keepNext/>
+        <w:spacing w:before="160" w:after="80"/>
+      </w:pPr>
+      <w:r>
+        <w:rPr>
+          <w:b/>
+          <w:color w:val="111111"/>
+          <w:sz w:val="23"/>
+        </w:rPr>
+        <w:t>Pour réfléchir</w:t>
+      </w:r>
+      <w:r>
+        <w:rPr>
+          <w:color w:val="595959"/>
+          <w:sz w:val="19"/>
+        </w:rPr>
+        <w:t xml:space="preserve">   Il n'y a pas une seule bonne réponse : explique la tienne, avec tes mots.</w:t>
+      </w:r>
+    </w:p>
+    <w:tbl>
+      <w:tblPr>
+        <w:tblStyle w:val="TableGrid"/>
+        <w:tblW w:type="auto" w:w="0"/>
+        <w:tblLook w:firstColumn="1" w:firstRow="1" w:lastColumn="0" w:lastRow="0" w:noHBand="0" w:noVBand="1" w:val="04A0"/>
+      </w:tblPr>
+      <w:tblGrid>
+        <w:gridCol w:w="10086"/>
+      </w:tblGrid>
+      <w:tr>
+        <w:trPr>
+          <w:cantSplit/>
+          <w:trHeight w:val="2438"/>
+        </w:trPr>
+        <w:tc>
+          <w:tcPr>
+            <w:tcW w:type="dxa" w:w="10086"/>
+            <w:shd w:fill="FAFAFA"/>
+          </w:tcPr>
+          <w:p>
+            <w:pPr>
+              <w:spacing w:after="80"/>
+            </w:pPr>
+            <w:r>
+              <w:rPr>
+                <w:b/>
+                <w:sz w:val="21"/>
+              </w:rPr>
+              <w:t>Que risque l'entreprise si personne ne vérifie ces lignes avant la clôture du mois ?</w:t>
+            </w:r>
+          </w:p>
+          <w:p>
+            <w:pPr>
+              <w:spacing w:before="0" w:after="80"/>
+            </w:pPr>
+            <w:r>
+              <w:rPr>
+                <w:sz w:val="22"/>
+              </w:rPr>
+            </w:r>
+          </w:p>
+          <w:p>
+            <w:pPr>
+              <w:spacing w:before="0" w:after="80"/>
+            </w:pPr>
+            <w:r>
+              <w:rPr>
+                <w:sz w:val="22"/>
+              </w:rPr>
+            </w:r>
+          </w:p>
+          <w:p>
+            <w:pPr>
+              <w:spacing w:before="0" w:after="80"/>
+            </w:pPr>
+            <w:r>
+              <w:rPr>
+                <w:sz w:val="22"/>
+              </w:rPr>
+            </w:r>
+          </w:p>
+          <w:p>
+            <w:pPr>
+              <w:spacing w:before="0" w:after="80"/>
+            </w:pPr>
+            <w:r>
+              <w:rPr>
+                <w:sz w:val="22"/>
+              </w:rPr>
+            </w:r>
+          </w:p>
+        </w:tc>
+      </w:tr>
+    </w:tbl>
+    <w:p>
+      <w:pPr>
+        <w:spacing w:after="0" w:line="60" w:lineRule="exact"/>
+      </w:pPr>
+      <w:r>
+        <w:rPr>
+          <w:sz w:val="10"/>
+        </w:rPr>
+      </w:r>
+    </w:p>
     <w:sectPr>
+      <w:type w:val="oddPage"/>
       <w:pgSz w:w="12240" w:h="15840"/>
       <w:pgMar w:top="680" w:right="1077" w:bottom="737" w:left="1077" w:header="720" w:footer="720" w:gutter="0"/>
       <w:cols w:space="720"/>

--- a/contenus/trames/ENT-2.4-cdiscount-regularise-trame-eleve.docx
+++ b/contenus/trames/ENT-2.4-cdiscount-regularise-trame-eleve.docx
@@ -12,7 +12,7 @@
       <w:r>
         <w:drawing>
           <wp:inline xmlns:a="http://schemas.openxmlformats.org/drawingml/2006/main" xmlns:pic="http://schemas.openxmlformats.org/drawingml/2006/picture">
-            <wp:extent cx="413999" cy="413999"/>
+            <wp:extent cx="1861364" cy="468000"/>
             <wp:docPr id="1" name="Picture 1"/>
             <wp:cNvGraphicFramePr>
               <a:graphicFrameLocks noChangeAspect="1"/>
@@ -21,7 +21,7 @@
               <a:graphicData uri="http://schemas.openxmlformats.org/drawingml/2006/picture">
                 <pic:pic>
                   <pic:nvPicPr>
-                    <pic:cNvPr id="0" name="logo.png"/>
+                    <pic:cNvPr id="0" name="simulog.png"/>
                     <pic:cNvPicPr/>
                   </pic:nvPicPr>
                   <pic:blipFill>
@@ -33,7 +33,7 @@
                   <pic:spPr>
                     <a:xfrm>
                       <a:off x="0" y="0"/>
-                      <a:ext cx="413999" cy="413999"/>
+                      <a:ext cx="1861364" cy="468000"/>
                     </a:xfrm>
                     <a:prstGeom prst="rect"/>
                   </pic:spPr>
@@ -42,14 +42,6 @@
             </a:graphic>
           </wp:inline>
         </w:drawing>
-      </w:r>
-      <w:r>
-        <w:rPr>
-          <w:b/>
-          <w:color w:val="111111"/>
-          <w:sz w:val="40"/>
-        </w:rPr>
-        <w:t xml:space="preserve">  Simulog</w:t>
       </w:r>
       <w:r>
         <w:tab/>
